--- a/output/docx/fr/BUFRCREX_CodeFlag_fr_22.docx
+++ b/output/docx/fr/BUFRCREX_CodeFlag_fr_22.docx
@@ -1849,7 +1849,7 @@
           <w:i/>
           <w:sz w:val="14"/>
         </w:rPr>
-        <w:t>Note 76: 1) Ces valeurs se réfèrent à des vagues de vent bien formées en haute mer. dée aux termes descriptifs, ces valeurs relatives à la hauteur peuvent être utilisées à titre d’indication par l’observateur lorsqu’il chiffre l’état total d’agitation de la mer résultant de divers facteurs tels que le vent, la houle, les courants, l’angle entre la houle et le vent, etc. 2) Pour chiffrer une hauteur correspondant à la limite entre deux chiffres du code, prendre le chiffre du code le moins élevé; par exemple, une hauteur de 4 m est signalée à l’aide du chiffre du code 5.</w:t>
+        <w:t>Note CF76: 1) Ces valeurs se réfèrent à des vagues de vent bien formées en haute mer. dée aux termes descriptifs, ces valeurs relatives à la hauteur peuvent être utilisées à titre d’indication par l’observateur lorsqu’il chiffre l’état total d’agitation de la mer résultant de divers facteurs tels que le vent, la houle, les courants, l’angle entre la houle et le vent, etc. 2) Pour chiffrer une hauteur correspondant à la limite entre deux chiffres du code, prendre le chiffre du code le moins élevé; par exemple, une hauteur de 4 m est signalée à l’aide du chiffre du code 5.</w:t>
       </w:r>
     </w:p>
     <w:p>
@@ -1859,7 +1859,7 @@
           <w:i/>
           <w:sz w:val="14"/>
         </w:rPr>
-        <w:t>Note 84: 1) Ces valeurs se réfèrent à des vagues de vent bien formées en haute mer. dée aux termes descriptifs, ces valeurs relatives à la hauteur peuvent être utilisées à titre d’indication par l’observateur lorsqu’il chiffre l’état total d’agitation de la mer résultant de divers facteurs tels que le vent, la houle, les courants, l’angle entre la houle et le vent, etc. 2) Pour chiffrer une hauteur correspondant à la limite entre deux chiffres du code, prendre le chiffre du code le moins élevé; par exemple, une hauteur de 4 m est signalée à l’aide du chiffre du code 5.</w:t>
+        <w:t>Note CF84: 1) Ces valeurs se réfèrent à des vagues de vent bien formées en haute mer. dée aux termes descriptifs, ces valeurs relatives à la hauteur peuvent être utilisées à titre d’indication par l’observateur lorsqu’il chiffre l’état total d’agitation de la mer résultant de divers facteurs tels que le vent, la houle, les courants, l’angle entre la houle et le vent, etc. 2) Pour chiffrer une hauteur correspondant à la limite entre deux chiffres du code, prendre le chiffre du code le moins élevé; par exemple, une hauteur de 4 m est signalée à l’aide du chiffre du code 5.</w:t>
       </w:r>
     </w:p>
     <w:p/>
@@ -2028,7 +2028,7 @@
           <w:i/>
           <w:sz w:val="14"/>
         </w:rPr>
-        <w:t>Note 8: (Voir la table de code commune C-3)</w:t>
+        <w:t>Note CF8: (Voir la table de code commune C-3)</w:t>
       </w:r>
     </w:p>
     <w:p/>
@@ -2197,7 +2197,7 @@
           <w:i/>
           <w:sz w:val="14"/>
         </w:rPr>
-        <w:t>Note 9: (Voir la table de code commune C-4)</w:t>
+        <w:t>Note CF9: (Voir la table de code commune C-4)</w:t>
       </w:r>
     </w:p>
     <w:p/>
